--- a/Pharmacology I Exam 1/pharm-exam-1-indications.docx
+++ b/Pharmacology I Exam 1/pharm-exam-1-indications.docx
@@ -130,7 +130,7 @@
           <w:b/>
           <w:i w:val="0"/>
         </w:rPr>
-        <w:t>counselling point</w:t>
+        <w:t>counseling point</w:t>
       </w:r>
       <w:r>
         <w:rPr>
@@ -2997,7 +2997,7 @@
                 <w:i w:val="0"/>
                 <w:sz w:val="18"/>
               </w:rPr>
-              <w:t xml:space="preserve"> — the route changes with the indication, which is a favourite question.</w:t>
+              <w:t xml:space="preserve"> — the route changes with the indication, which is a favorite question.</w:t>
             </w:r>
           </w:p>
         </w:tc>
@@ -4908,7 +4908,7 @@
                 <w:i w:val="0"/>
                 <w:sz w:val="18"/>
               </w:rPr>
-              <w:t>DRUG OF CHOICE for community-acquired pneumonia, sinusitis and otitis, hospital-acquired pneumonia (higher dose), urinary tract infection, infectious diarrhoeas, skin infection and osteomyelitis.</w:t>
+              <w:t>DRUG OF CHOICE for community-acquired pneumonia, sinusitis and otitis, hospital-acquired pneumonia (higher dose), urinary tract infection, infectious diarrheas, skin infection and osteomyelitis.</w:t>
             </w:r>
           </w:p>
         </w:tc>
@@ -5504,7 +5504,7 @@
                 <w:i w:val="0"/>
                 <w:sz w:val="18"/>
               </w:rPr>
-              <w:t>traveller's diarrhoea</w:t>
+              <w:t>traveler's diarrhea</w:t>
             </w:r>
             <w:r>
               <w:rPr>
@@ -5575,7 +5575,7 @@
                 <w:i w:val="0"/>
                 <w:sz w:val="18"/>
               </w:rPr>
-              <w:t>warfarin (raises the INR, the international normalised ratio), phenytoin, digoxin and sulfonylureas (hypoglycaemia)</w:t>
+              <w:t>warfarin (raises the INR, the international normalized ratio), phenytoin, digoxin and sulfonylureas (hypoglycemia)</w:t>
             </w:r>
             <w:r>
               <w:rPr>
@@ -7613,7 +7613,7 @@
                 <w:i w:val="0"/>
                 <w:sz w:val="18"/>
               </w:rPr>
-              <w:t>Oesophageal candidiasis</w:t>
+              <w:t>Esophageal candidiasis</w:t>
             </w:r>
             <w:r>
               <w:rPr>
@@ -9764,7 +9764,7 @@
                 <w:i w:val="0"/>
                 <w:sz w:val="18"/>
               </w:rPr>
-              <w:t>iPledge enrolment.</w:t>
+              <w:t>iPledge enrollment.</w:t>
             </w:r>
             <w:r>
               <w:rPr>
@@ -11189,7 +11189,7 @@
                 <w:i w:val="0"/>
                 <w:sz w:val="18"/>
               </w:rPr>
-              <w:t xml:space="preserve"> An immunomodulator that drives interferon-alpha, tumour necrosis factor and interleukins.</w:t>
+              <w:t xml:space="preserve"> An immunomodulator that drives interferon-alpha, tumor necrosis factor and interleukins.</w:t>
             </w:r>
           </w:p>
         </w:tc>
@@ -13559,7 +13559,7 @@
                 <w:i w:val="0"/>
                 <w:sz w:val="18"/>
               </w:rPr>
-              <w:t>, adjunct in anaesthesia, short-term memory blocking, and reducing secretions.</w:t>
+              <w:t>, adjunct in anesthesia, short-term memory blocking, and reducing secretions.</w:t>
             </w:r>
           </w:p>
         </w:tc>
@@ -14052,7 +14052,7 @@
                 <w:i w:val="0"/>
                 <w:sz w:val="18"/>
               </w:rPr>
-              <w:t>Endotracheal intubation during induction of anaesthesia</w:t>
+              <w:t>Endotracheal intubation during induction of anesthesia</w:t>
             </w:r>
             <w:r>
               <w:rPr>
@@ -14115,7 +14115,7 @@
                 <w:i w:val="0"/>
                 <w:sz w:val="18"/>
               </w:rPr>
-              <w:t>Respiratory muscles are paralysed LAST.</w:t>
+              <w:t>Respiratory muscles are paralyzed LAST.</w:t>
             </w:r>
           </w:p>
         </w:tc>
@@ -14237,7 +14237,7 @@
                 <w:i w:val="0"/>
                 <w:sz w:val="18"/>
               </w:rPr>
-              <w:t>Adjuvant drugs in anaesthesia to relax skeletal muscle</w:t>
+              <w:t>Adjuvant drugs in anesthesia to relax skeletal muscle</w:t>
             </w:r>
             <w:r>
               <w:rPr>
@@ -14269,7 +14269,7 @@
                 <w:i w:val="0"/>
                 <w:sz w:val="18"/>
               </w:rPr>
-              <w:t>during orthopaedic surgery for fracture alignment and dislocation correction</w:t>
+              <w:t>during orthopedic surgery for fracture alignment and dislocation correction</w:t>
             </w:r>
             <w:r>
               <w:rPr>
@@ -14602,7 +14602,7 @@
                 <w:i w:val="0"/>
                 <w:sz w:val="18"/>
               </w:rPr>
-              <w:t>local anaesthetic solutions — usually 1:100,000 parts</w:t>
+              <w:t>local anesthetic solutions — usually 1:100,000 parts</w:t>
             </w:r>
             <w:r>
               <w:rPr>
@@ -14633,7 +14633,7 @@
                 <w:i w:val="0"/>
                 <w:sz w:val="18"/>
               </w:rPr>
-              <w:t xml:space="preserve">In local anaesthesia it </w:t>
+              <w:t xml:space="preserve">In local anesthesia it </w:t>
             </w:r>
             <w:r>
               <w:rPr>
@@ -14811,7 +14811,7 @@
                 <w:i w:val="0"/>
                 <w:sz w:val="18"/>
               </w:rPr>
-              <w:t xml:space="preserve"> Also drives hyperglycaemia: increases hepatic glycogenolysis and glucagon release (beta-2) and decreases insulin release (alpha-1).</w:t>
+              <w:t xml:space="preserve"> Also drives hyperglycemia: increases hepatic glycogenolysis and glucagon release (beta-2) and decreases insulin release (alpha-1).</w:t>
             </w:r>
           </w:p>
         </w:tc>
@@ -15343,7 +15343,7 @@
                 <w:i w:val="0"/>
                 <w:sz w:val="18"/>
               </w:rPr>
-              <w:t xml:space="preserve"> The single most useful counselling point on any over-the-counter product in this lecture.</w:t>
+              <w:t xml:space="preserve"> The single most useful counseling point on any over-the-counter product in this lecture.</w:t>
             </w:r>
           </w:p>
         </w:tc>
@@ -15814,7 +15814,7 @@
                 <w:i w:val="0"/>
                 <w:sz w:val="18"/>
               </w:rPr>
-              <w:t xml:space="preserve"> — normally it is oxidised by MAO (monoamine oxidase) in the gut. This is the food-interaction counselling point.</w:t>
+              <w:t xml:space="preserve"> — normally it is oxidized by MAO (monoamine oxidase) in the gut. This is the food-interaction counseling point.</w:t>
             </w:r>
           </w:p>
         </w:tc>
@@ -15922,7 +15922,7 @@
                 <w:i w:val="0"/>
                 <w:sz w:val="18"/>
               </w:rPr>
-              <w:t>Local anaesthetic</w:t>
+              <w:t>Local anesthetic</w:t>
             </w:r>
             <w:r>
               <w:rPr>
@@ -16912,7 +16912,7 @@
                 <w:i w:val="0"/>
                 <w:sz w:val="18"/>
               </w:rPr>
-              <w:t>minimising withdrawal symptoms from opiates, tobacco and benzodiazepines</w:t>
+              <w:t>minimizing withdrawal symptoms from opiates, tobacco and benzodiazepines</w:t>
             </w:r>
             <w:r>
               <w:rPr>
@@ -17230,7 +17230,7 @@
                 <w:i w:val="0"/>
                 <w:sz w:val="18"/>
               </w:rPr>
-              <w:t xml:space="preserve"> (a catecholamine-secreting tumour of adrenal medulla origin) and </w:t>
+              <w:t xml:space="preserve"> (a catecholamine-secreting tumor of adrenal medulla origin) and </w:t>
             </w:r>
             <w:r>
               <w:rPr>
@@ -17285,7 +17285,7 @@
                 <w:i w:val="0"/>
                 <w:sz w:val="18"/>
               </w:rPr>
-              <w:t xml:space="preserve"> — the body must synthesise new receptors, which takes </w:t>
+              <w:t xml:space="preserve"> — the body must synthesize new receptors, which takes </w:t>
             </w:r>
             <w:r>
               <w:rPr>
@@ -17976,7 +17976,7 @@
                 <w:i w:val="0"/>
                 <w:sz w:val="18"/>
               </w:rPr>
-              <w:t>Timolol reduces production of aqueous humour — used in chronic open-angle glaucoma.</w:t>
+              <w:t>Timolol reduces production of aqueous humor — used in chronic open-angle glaucoma.</w:t>
             </w:r>
             <w:r>
               <w:rPr>
@@ -18404,45 +18404,23 @@
           <w:b w:val="0"/>
           <w:i w:val="0"/>
         </w:rPr>
-        <w:t>tools/check_pharm_ref.py</w:t>
+        <w:t xml:space="preserve"> Every row is checked against the slide it cites by </w:t>
       </w:r>
-    </w:p>
-    <w:p>
-      <w:pPr>
-        <w:spacing w:after="120"/>
-      </w:pPr>
       <w:r>
         <w:rPr>
+          <w:rFonts w:ascii="Consolas" w:hAnsi="Consolas"/>
           <w:b w:val="0"/>
           <w:i w:val="0"/>
+          <w:sz w:val="18"/>
         </w:rPr>
-        <w:t>← Back to Homepage</w:t>
-      </w:r>
-    </w:p>
-    <w:p>
-      <w:pPr>
-        <w:spacing w:after="120"/>
-      </w:pPr>
-      <w:r>
-        <w:rPr>
-          <w:b w:val="0"/>
-          <w:i w:val="0"/>
-        </w:rPr>
-        <w:t xml:space="preserve">★ </w:t>
+        <w:t>tools/check_pharm_ref.py</w:t>
       </w:r>
       <w:r>
         <w:rPr>
           <w:b w:val="0"/>
           <w:i w:val="0"/>
         </w:rPr>
-        <w:t>If you see any mistakes, click here to report it</w:t>
-      </w:r>
-      <w:r>
-        <w:rPr>
-          <w:b w:val="0"/>
-          <w:i w:val="0"/>
-        </w:rPr>
-        <w:t xml:space="preserve"> ★</w:t>
+        <w:t xml:space="preserve"> before this page is written. </w:t>
       </w:r>
     </w:p>
     <w:sectPr>
